--- a/uploads/Santosh Rajput_Resume_2026.docx
+++ b/uploads/Santosh Rajput_Resume_2026.docx
@@ -259,6 +259,552 @@
         <w:pict w14:anchorId="1B52B8A0">
           <v:rect id="_x0000_i1026" style="width:0;height:1.5pt" o:hralign="center" o:hrstd="t" o:hr="t" fillcolor="gray" stroked="f"/>
         </w:pict>
+      </w:r>
+    </w:p>
+    <w:p>
+      <w:pPr>
+        <w:pStyle w:val="Title"/>
+        <w:rPr>
+          <w:sz w:val="14"/>
+          <w:szCs w:val="14"/>
+        </w:rPr>
+      </w:pPr>
+      <w:r>
+        <w:rPr>
+          <w:noProof/>
+        </w:rPr>
+        <mc:AlternateContent>
+          <mc:Choice Requires="wps">
+            <w:drawing>
+              <wp:anchor distT="45720" distB="45720" distL="114300" distR="114300" simplePos="0" relativeHeight="251659264" behindDoc="0" locked="0" layoutInCell="1" allowOverlap="1" wp14:anchorId="215D1A61" wp14:editId="500FB3B7">
+                <wp:simplePos x="0" y="0"/>
+                <wp:positionH relativeFrom="margin">
+                  <wp:posOffset>3952240</wp:posOffset>
+                </wp:positionH>
+                <wp:positionV relativeFrom="paragraph">
+                  <wp:posOffset>27940</wp:posOffset>
+                </wp:positionV>
+                <wp:extent cx="2717800" cy="426720"/>
+                <wp:effectExtent l="0" t="0" r="6350" b="0"/>
+                <wp:wrapSquare wrapText="bothSides"/>
+                <wp:docPr id="2119158693" name="Text Box 9"/>
+                <wp:cNvGraphicFramePr>
+                  <a:graphicFrameLocks xmlns:a="http://schemas.openxmlformats.org/drawingml/2006/main"/>
+                </wp:cNvGraphicFramePr>
+                <a:graphic xmlns:a="http://schemas.openxmlformats.org/drawingml/2006/main">
+                  <a:graphicData uri="http://schemas.microsoft.com/office/word/2010/wordprocessingShape">
+                    <wps:wsp>
+                      <wps:cNvSpPr txBox="1">
+                        <a:spLocks noChangeArrowheads="1"/>
+                      </wps:cNvSpPr>
+                      <wps:spPr bwMode="auto">
+                        <a:xfrm>
+                          <a:off x="0" y="0"/>
+                          <a:ext cx="2717800" cy="426720"/>
+                        </a:xfrm>
+                        <a:prstGeom prst="rect">
+                          <a:avLst/>
+                        </a:prstGeom>
+                        <a:solidFill>
+                          <a:srgbClr val="FFFFFF"/>
+                        </a:solidFill>
+                        <a:ln w="9525">
+                          <a:solidFill>
+                            <a:srgbClr val="000000"/>
+                          </a:solidFill>
+                          <a:miter lim="800000"/>
+                          <a:headEnd/>
+                          <a:tailEnd/>
+                        </a:ln>
+                      </wps:spPr>
+                      <wps:txbx>
+                        <w:txbxContent>
+                          <w:p>
+                            <w:pPr>
+                              <w:rPr>
+                                <w:b/>
+                                <w:color w:val="D9D6F6"/>
+                                <w:sz w:val="20"/>
+                                <w:szCs w:val="20"/>
+                              </w:rPr>
+                            </w:pPr>
+                            <w:r>
+                              <w:rPr>
+                                <w:b/>
+                                <w:color w:val="D9D6F6"/>
+                                <w:sz w:val="20"/>
+                                <w:szCs w:val="20"/>
+                              </w:rPr>
+                              <w:t>SANTOSH RAJPUT</w:t>
+                            </w:r>
+                          </w:p>
+                          <w:p>
+                            <w:pPr>
+                              <w:rPr>
+                                <w:color w:val="D9D6F6"/>
+                                <w:sz w:val="20"/>
+                                <w:szCs w:val="20"/>
+                              </w:rPr>
+                            </w:pPr>
+                            <w:hyperlink r:id="rId8" w:history="1">
+                              <w:r>
+                                <w:rPr>
+                                  <w:rStyle w:val="Hyperlink"/>
+                                  <w:color w:val="D9D6F6"/>
+                                  <w:sz w:val="20"/>
+                                  <w:szCs w:val="20"/>
+                                </w:rPr>
+                                <w:t>rajputsantosh@gmail.com</w:t>
+                              </w:r>
+                            </w:hyperlink>
+                            <w:r>
+                              <w:rPr>
+                                <w:color w:val="D9D6F6"/>
+                                <w:sz w:val="20"/>
+                                <w:szCs w:val="20"/>
+                              </w:rPr>
+                              <w:t xml:space="preserve"> | (+1) 630 337 5622</w:t>
+                            </w:r>
+                          </w:p>
+                          <w:p>
+                            <w:pPr>
+                              <w:rPr>
+                                <w:color w:val="1F497D" w:themeColor="text2"/>
+                                <w:sz w:val="20"/>
+                                <w:szCs w:val="20"/>
+                              </w:rPr>
+                            </w:pPr>
+                          </w:p>
+                        </w:txbxContent>
+                      </wps:txbx>
+                      <wps:bodyPr rot="0" vert="horz" wrap="square" lIns="91440" tIns="45720" rIns="91440" bIns="45720" anchor="t" anchorCtr="0">
+                        <a:noAutofit/>
+                      </wps:bodyPr>
+                    </wps:wsp>
+                  </a:graphicData>
+                </a:graphic>
+                <wp14:sizeRelH relativeFrom="margin">
+                  <wp14:pctWidth>0</wp14:pctWidth>
+                </wp14:sizeRelH>
+                <wp14:sizeRelV relativeFrom="margin">
+                  <wp14:pctHeight>0</wp14:pctHeight>
+                </wp14:sizeRelV>
+              </wp:anchor>
+            </w:drawing>
+          </mc:Choice>
+          <mc:Fallback>
+            <w:pict>
+              <v:shapetype w14:anchorId="215D1A61" id="_x0000_t202" coordsize="21600,21600" o:spt="202" path="m,l,21600r21600,l21600,xe">
+                <v:stroke joinstyle="miter"/>
+                <v:path gradientshapeok="t" o:connecttype="rect"/>
+              </v:shapetype>
+              <v:shape id="Text Box 9" o:spid="_x0000_s1026" type="#_x0000_t202" style="position:absolute;margin-left:311.2pt;margin-top:2.2pt;width:214pt;height:33.6pt;z-index:251659264;visibility:visible;mso-wrap-style:square;mso-width-percent:0;mso-height-percent:0;mso-wrap-distance-left:9pt;mso-wrap-distance-top:3.6pt;mso-wrap-distance-right:9pt;mso-wrap-distance-bottom:3.6pt;mso-position-horizontal:absolute;mso-position-horizontal-relative:margin;mso-position-vertical:absolute;mso-position-vertical-relative:text;mso-width-percent:0;mso-height-percent:0;mso-width-relative:margin;mso-height-relative:margin;v-text-anchor:top" o:gfxdata="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">
+                <v:textbox>
+                  <w:txbxContent>
+                    <w:p>
+                      <w:pPr>
+                        <w:rPr>
+                          <w:b/>
+                          <w:color w:val="D9D6F6"/>
+                          <w:sz w:val="20"/>
+                          <w:szCs w:val="20"/>
+                        </w:rPr>
+                      </w:pPr>
+                      <w:r>
+                        <w:rPr>
+                          <w:b/>
+                          <w:color w:val="D9D6F6"/>
+                          <w:sz w:val="20"/>
+                          <w:szCs w:val="20"/>
+                        </w:rPr>
+                        <w:t>SANTOSH RAJPUT</w:t>
+                      </w:r>
+                    </w:p>
+                    <w:p>
+                      <w:pPr>
+                        <w:rPr>
+                          <w:color w:val="D9D6F6"/>
+                          <w:sz w:val="20"/>
+                          <w:szCs w:val="20"/>
+                        </w:rPr>
+                      </w:pPr>
+                      <w:hyperlink r:id="rId9" w:history="1">
+                        <w:r>
+                          <w:rPr>
+                            <w:rStyle w:val="Hyperlink"/>
+                            <w:color w:val="D9D6F6"/>
+                            <w:sz w:val="20"/>
+                            <w:szCs w:val="20"/>
+                          </w:rPr>
+                          <w:t>rajputsantosh@gmail.com</w:t>
+                        </w:r>
+                      </w:hyperlink>
+                      <w:r>
+                        <w:rPr>
+                          <w:color w:val="D9D6F6"/>
+                          <w:sz w:val="20"/>
+                          <w:szCs w:val="20"/>
+                        </w:rPr>
+                        <w:t xml:space="preserve"> | (+1) 630 337 5622</w:t>
+                      </w:r>
+                    </w:p>
+                    <w:p>
+                      <w:pPr>
+                        <w:rPr>
+                          <w:color w:val="1F497D" w:themeColor="text2"/>
+                          <w:sz w:val="20"/>
+                          <w:szCs w:val="20"/>
+                        </w:rPr>
+                      </w:pPr>
+                    </w:p>
+                  </w:txbxContent>
+                </v:textbox>
+                <w10:wrap type="square" anchorx="margin"/>
+              </v:shape>
+            </w:pict>
+          </mc:Fallback>
+        </mc:AlternateContent>
+        <w:t xml:space="preserve">SELECTED CAREER HIGHLIGHTS</w:t>
+      </w:r>
+    </w:p>
+    <w:p>
+      <w:pPr>
+        <w:jc w:val="both"/>
+        <w:rPr>
+          <w:rFonts w:asciiTheme="minorHAnsi" w:hAnsiTheme="minorHAnsi" w:cstheme="minorHAnsi"/>
+          <w:b/>
+          <w:sz w:val="22"/>
+          <w:szCs w:val="22"/>
+        </w:rPr>
+      </w:pPr>
+      <w:r>
+        <w:rPr>
+          <w:rFonts w:asciiTheme="minorHAnsi" w:hAnsiTheme="minorHAnsi" w:cstheme="minorHAnsi"/>
+          <w:b/>
+          <w:sz w:val="22"/>
+          <w:szCs w:val="22"/>
+        </w:rPr>
+        <w:t xml:space="preserve">Revenue &amp; Deal Closure</w:t>
+      </w:r>
+    </w:p>
+    <w:p>
+      <w:pPr>
+        <w:pStyle w:val="ListParagraph"/>
+        <w:ind w:left="2088"/>
+        <w:jc w:val="both"/>
+        <w:rPr>
+          <w:rFonts w:asciiTheme="minorHAnsi" w:hAnsiTheme="minorHAnsi" w:cstheme="minorHAnsi"/>
+          <w:sz w:val="22"/>
+          <w:szCs w:val="22"/>
+        </w:rPr>
+      </w:pPr>
+      <w:r>
+        <w:rPr>
+          <w:rFonts w:asciiTheme="minorHAnsi" w:hAnsiTheme="minorHAnsi" w:cstheme="minorHAnsi"/>
+          <w:sz w:val="22"/>
+          <w:szCs w:val="22"/>
+        </w:rPr>
+        <w:t xml:space="preserve">$120M / 3-year EMC managed services deal (Tech Mahindra, 2016–17)</w:t>
+      </w:r>
+    </w:p>
+    <w:p>
+      <w:pPr>
+        <w:pStyle w:val="ListParagraph"/>
+        <w:ind w:left="2088"/>
+        <w:jc w:val="both"/>
+        <w:rPr>
+          <w:rFonts w:asciiTheme="minorHAnsi" w:hAnsiTheme="minorHAnsi" w:cstheme="minorHAnsi"/>
+          <w:sz w:val="22"/>
+          <w:szCs w:val="22"/>
+        </w:rPr>
+      </w:pPr>
+      <w:r>
+        <w:rPr>
+          <w:rFonts w:asciiTheme="minorHAnsi" w:hAnsiTheme="minorHAnsi" w:cstheme="minorHAnsi"/>
+          <w:sz w:val="22"/>
+          <w:szCs w:val="22"/>
+        </w:rPr>
+        <w:t xml:space="preserve">$60M CX / Data portfolio (Capgemini Liquidhub, 2017–18)</w:t>
+      </w:r>
+    </w:p>
+    <w:p>
+      <w:pPr>
+        <w:pStyle w:val="ListParagraph"/>
+        <w:ind w:left="2088"/>
+        <w:jc w:val="both"/>
+        <w:rPr>
+          <w:rFonts w:asciiTheme="minorHAnsi" w:hAnsiTheme="minorHAnsi" w:cstheme="minorHAnsi"/>
+          <w:sz w:val="22"/>
+          <w:szCs w:val="22"/>
+        </w:rPr>
+      </w:pPr>
+      <w:r>
+        <w:rPr>
+          <w:rFonts w:asciiTheme="minorHAnsi" w:hAnsiTheme="minorHAnsi" w:cstheme="minorHAnsi"/>
+          <w:sz w:val="22"/>
+          <w:szCs w:val="22"/>
+        </w:rPr>
+        <w:t xml:space="preserve">$40M Digital Services portfolio (~$80M TCV) (Marlabs, 2018–21)</w:t>
+      </w:r>
+    </w:p>
+    <w:p>
+      <w:pPr>
+        <w:pStyle w:val="ListParagraph"/>
+        <w:ind w:left="2088"/>
+        <w:jc w:val="both"/>
+        <w:rPr>
+          <w:rFonts w:asciiTheme="minorHAnsi" w:hAnsiTheme="minorHAnsi" w:cstheme="minorHAnsi"/>
+          <w:sz w:val="22"/>
+          <w:szCs w:val="22"/>
+        </w:rPr>
+      </w:pPr>
+      <w:r>
+        <w:rPr>
+          <w:rFonts w:asciiTheme="minorHAnsi" w:hAnsiTheme="minorHAnsi" w:cstheme="minorHAnsi"/>
+          <w:sz w:val="22"/>
+          <w:szCs w:val="22"/>
+        </w:rPr>
+        <w:t xml:space="preserve">$30M TCV ODC deals + 100% portfolio growth (Cygnet, 2021–23)</w:t>
+      </w:r>
+    </w:p>
+    <w:p>
+      <w:pPr>
+        <w:pStyle w:val="ListParagraph"/>
+        <w:ind w:left="2088"/>
+        <w:jc w:val="both"/>
+        <w:rPr>
+          <w:rFonts w:asciiTheme="minorHAnsi" w:hAnsiTheme="minorHAnsi" w:cstheme="minorHAnsi"/>
+          <w:sz w:val="22"/>
+          <w:szCs w:val="22"/>
+        </w:rPr>
+      </w:pPr>
+      <w:r>
+        <w:rPr>
+          <w:rFonts w:asciiTheme="minorHAnsi" w:hAnsiTheme="minorHAnsi" w:cstheme="minorHAnsi"/>
+          <w:sz w:val="22"/>
+          <w:szCs w:val="22"/>
+        </w:rPr>
+        <w:t xml:space="preserve">$7.5M / 3-year Citibank Modernization Factory + $30M pipeline (USEReady, 2024–25)</w:t>
+      </w:r>
+    </w:p>
+    <w:p>
+      <w:pPr>
+        <w:jc w:val="both"/>
+        <w:rPr>
+          <w:rFonts w:asciiTheme="minorHAnsi" w:hAnsiTheme="minorHAnsi" w:cstheme="minorHAnsi"/>
+          <w:b/>
+          <w:sz w:val="22"/>
+          <w:szCs w:val="22"/>
+        </w:rPr>
+      </w:pPr>
+      <w:r>
+        <w:rPr>
+          <w:rFonts w:asciiTheme="minorHAnsi" w:hAnsiTheme="minorHAnsi" w:cstheme="minorHAnsi"/>
+          <w:b/>
+          <w:sz w:val="22"/>
+          <w:szCs w:val="22"/>
+        </w:rPr>
+        <w:t xml:space="preserve">Portfolio &amp; Account Growth</w:t>
+      </w:r>
+    </w:p>
+    <w:p>
+      <w:pPr>
+        <w:pStyle w:val="ListParagraph"/>
+        <w:ind w:left="2088"/>
+        <w:jc w:val="both"/>
+        <w:rPr>
+          <w:rFonts w:asciiTheme="minorHAnsi" w:hAnsiTheme="minorHAnsi" w:cstheme="minorHAnsi"/>
+          <w:sz w:val="22"/>
+          <w:szCs w:val="22"/>
+        </w:rPr>
+      </w:pPr>
+      <w:r>
+        <w:rPr>
+          <w:rFonts w:asciiTheme="minorHAnsi" w:hAnsiTheme="minorHAnsi" w:cstheme="minorHAnsi"/>
+          <w:sz w:val="22"/>
+          <w:szCs w:val="22"/>
+        </w:rPr>
+        <w:t xml:space="preserve">Verizon $130M → $180M strategic account growth (Tech Mahindra)</w:t>
+      </w:r>
+    </w:p>
+    <w:p>
+      <w:pPr>
+        <w:pStyle w:val="ListParagraph"/>
+        <w:ind w:left="2088"/>
+        <w:jc w:val="both"/>
+        <w:rPr>
+          <w:rFonts w:asciiTheme="minorHAnsi" w:hAnsiTheme="minorHAnsi" w:cstheme="minorHAnsi"/>
+          <w:sz w:val="22"/>
+          <w:szCs w:val="22"/>
+        </w:rPr>
+      </w:pPr>
+      <w:r>
+        <w:rPr>
+          <w:rFonts w:asciiTheme="minorHAnsi" w:hAnsiTheme="minorHAnsi" w:cstheme="minorHAnsi"/>
+          <w:sz w:val="22"/>
+          <w:szCs w:val="22"/>
+        </w:rPr>
+        <w:t xml:space="preserve">Ness Hi-Tech &amp; Retail BU $17M → $70M, 4× in 3 years (2013–16)</w:t>
+      </w:r>
+    </w:p>
+    <w:p>
+      <w:pPr>
+        <w:pStyle w:val="ListParagraph"/>
+        <w:ind w:left="2088"/>
+        <w:jc w:val="both"/>
+        <w:rPr>
+          <w:rFonts w:asciiTheme="minorHAnsi" w:hAnsiTheme="minorHAnsi" w:cstheme="minorHAnsi"/>
+          <w:sz w:val="22"/>
+          <w:szCs w:val="22"/>
+        </w:rPr>
+      </w:pPr>
+      <w:r>
+        <w:rPr>
+          <w:rFonts w:asciiTheme="minorHAnsi" w:hAnsiTheme="minorHAnsi" w:cstheme="minorHAnsi"/>
+          <w:sz w:val="22"/>
+          <w:szCs w:val="22"/>
+        </w:rPr>
+        <w:t xml:space="preserve">UK Business Unit $2M → $40M greenfield (UST Global London, 2009–12)</w:t>
+      </w:r>
+    </w:p>
+    <w:p>
+      <w:pPr>
+        <w:pStyle w:val="ListParagraph"/>
+        <w:ind w:left="2088"/>
+        <w:jc w:val="both"/>
+        <w:rPr>
+          <w:rFonts w:asciiTheme="minorHAnsi" w:hAnsiTheme="minorHAnsi" w:cstheme="minorHAnsi"/>
+          <w:sz w:val="22"/>
+          <w:szCs w:val="22"/>
+        </w:rPr>
+      </w:pPr>
+      <w:r>
+        <w:rPr>
+          <w:rFonts w:asciiTheme="minorHAnsi" w:hAnsiTheme="minorHAnsi" w:cstheme="minorHAnsi"/>
+          <w:sz w:val="22"/>
+          <w:szCs w:val="22"/>
+        </w:rPr>
+        <w:t xml:space="preserve">India BU $0 → $50M; Malaysia BU $0 → $20M (UST Global)</w:t>
+      </w:r>
+    </w:p>
+    <w:p>
+      <w:pPr>
+        <w:jc w:val="both"/>
+        <w:rPr>
+          <w:rFonts w:asciiTheme="minorHAnsi" w:hAnsiTheme="minorHAnsi" w:cstheme="minorHAnsi"/>
+          <w:b/>
+          <w:sz w:val="22"/>
+          <w:szCs w:val="22"/>
+        </w:rPr>
+      </w:pPr>
+      <w:r>
+        <w:rPr>
+          <w:rFonts w:asciiTheme="minorHAnsi" w:hAnsiTheme="minorHAnsi" w:cstheme="minorHAnsi"/>
+          <w:b/>
+          <w:sz w:val="22"/>
+          <w:szCs w:val="22"/>
+        </w:rPr>
+        <w:t xml:space="preserve">Capital, Exits &amp; AI Deployment</w:t>
+      </w:r>
+    </w:p>
+    <w:p>
+      <w:pPr>
+        <w:pStyle w:val="ListParagraph"/>
+        <w:ind w:left="2088"/>
+        <w:jc w:val="both"/>
+        <w:rPr>
+          <w:rFonts w:asciiTheme="minorHAnsi" w:hAnsiTheme="minorHAnsi" w:cstheme="minorHAnsi"/>
+          <w:sz w:val="22"/>
+          <w:szCs w:val="22"/>
+        </w:rPr>
+      </w:pPr>
+      <w:r>
+        <w:rPr>
+          <w:rFonts w:asciiTheme="minorHAnsi" w:hAnsiTheme="minorHAnsi" w:cstheme="minorHAnsi"/>
+          <w:sz w:val="22"/>
+          <w:szCs w:val="22"/>
+        </w:rPr>
+        <w:t xml:space="preserve">Liquidhub → Capgemini exit at ~3× revenue (2017–18)</w:t>
+      </w:r>
+    </w:p>
+    <w:p>
+      <w:pPr>
+        <w:pStyle w:val="ListParagraph"/>
+        <w:ind w:left="2088"/>
+        <w:jc w:val="both"/>
+        <w:rPr>
+          <w:rFonts w:asciiTheme="minorHAnsi" w:hAnsiTheme="minorHAnsi" w:cstheme="minorHAnsi"/>
+          <w:sz w:val="22"/>
+          <w:szCs w:val="22"/>
+        </w:rPr>
+      </w:pPr>
+      <w:r>
+        <w:rPr>
+          <w:rFonts w:asciiTheme="minorHAnsi" w:hAnsiTheme="minorHAnsi" w:cstheme="minorHAnsi"/>
+          <w:sz w:val="22"/>
+          <w:szCs w:val="22"/>
+        </w:rPr>
+        <w:t xml:space="preserve">Cygnet capital raise at 2× valuation in 9 months (2022)</w:t>
+      </w:r>
+    </w:p>
+    <w:p>
+      <w:pPr>
+        <w:pStyle w:val="ListParagraph"/>
+        <w:ind w:left="2088"/>
+        <w:jc w:val="both"/>
+        <w:rPr>
+          <w:rFonts w:asciiTheme="minorHAnsi" w:hAnsiTheme="minorHAnsi" w:cstheme="minorHAnsi"/>
+          <w:sz w:val="22"/>
+          <w:szCs w:val="22"/>
+        </w:rPr>
+      </w:pPr>
+      <w:r>
+        <w:rPr>
+          <w:rFonts w:asciiTheme="minorHAnsi" w:hAnsiTheme="minorHAnsi" w:cstheme="minorHAnsi"/>
+          <w:sz w:val="22"/>
+          <w:szCs w:val="22"/>
+        </w:rPr>
+        <w:t xml:space="preserve">Co-Pilot + GitHub: 30% account-wide efficiency uplift at BlackRock (ITC Infotech, 2023–24)</w:t>
+      </w:r>
+    </w:p>
+    <w:p>
+      <w:pPr>
+        <w:pStyle w:val="ListParagraph"/>
+        <w:ind w:left="2088"/>
+        <w:jc w:val="both"/>
+        <w:rPr>
+          <w:rFonts w:asciiTheme="minorHAnsi" w:hAnsiTheme="minorHAnsi" w:cstheme="minorHAnsi"/>
+          <w:sz w:val="22"/>
+          <w:szCs w:val="22"/>
+        </w:rPr>
+      </w:pPr>
+      <w:r>
+        <w:rPr>
+          <w:rFonts w:asciiTheme="minorHAnsi" w:hAnsiTheme="minorHAnsi" w:cstheme="minorHAnsi"/>
+          <w:sz w:val="22"/>
+          <w:szCs w:val="22"/>
+        </w:rPr>
+        <w:t xml:space="preserve">ARM (Agentic Revenue Machine): 13-agent multi-agent system, in daily use (Personal build, 2024–present)</w:t>
+      </w:r>
+    </w:p>
+    <w:p>
+      <w:pPr>
+        <w:jc w:val="both"/>
+        <w:rPr>
+          <w:rFonts w:asciiTheme="minorHAnsi" w:hAnsiTheme="minorHAnsi" w:cstheme="minorHAnsi"/>
+          <w:b/>
+          <w:sz w:val="22"/>
+          <w:szCs w:val="22"/>
+        </w:rPr>
+      </w:pPr>
+      <w:r>
+        <w:rPr>
+          <w:rFonts w:asciiTheme="minorHAnsi" w:hAnsiTheme="minorHAnsi" w:cstheme="minorHAnsi"/>
+          <w:b/>
+          <w:sz w:val="22"/>
+          <w:szCs w:val="22"/>
+        </w:rPr>
+        <w:t xml:space="preserve"/>
       </w:r>
     </w:p>
     <w:p>
@@ -7737,6 +8283,30 @@
           <w:szCs w:val="22"/>
         </w:rPr>
         <w:t>Schooling from Sri Sathya Sai Primary/Higher Secondary School</w:t>
+      </w:r>
+    </w:p>
+    <w:p>
+      <w:pPr>
+        <w:tabs>
+          <w:tab w:val="left" w:pos="1260"/>
+          <w:tab w:val="left" w:pos="1800"/>
+        </w:tabs>
+        <w:jc w:val="both"/>
+        <w:rPr>
+          <w:rFonts w:asciiTheme="minorHAnsi" w:hAnsiTheme="minorHAnsi" w:cstheme="minorHAnsi"/>
+          <w:i/>
+          <w:sz w:val="22"/>
+          <w:szCs w:val="22"/>
+        </w:rPr>
+      </w:pPr>
+      <w:r>
+        <w:rPr>
+          <w:rFonts w:asciiTheme="minorHAnsi" w:hAnsiTheme="minorHAnsi" w:cstheme="minorHAnsi"/>
+          <w:b/>
+          <w:sz w:val="22"/>
+          <w:szCs w:val="22"/>
+        </w:rPr>
+        <w:t xml:space="preserve">GOOGLE CERTIFICATIONS (Aug 2023) — Generative AI · Intro to AI &amp; LLMs · Responsible AI · Encoder-Decoder · Attention Mechanism · Image Generation</w:t>
       </w:r>
     </w:p>
     <w:p>

--- a/uploads/Santosh Rajput_Resume_2026.docx
+++ b/uploads/Santosh Rajput_Resume_2026.docx
@@ -235,7 +235,7 @@
           <w:sz w:val="22"/>
           <w:szCs w:val="22"/>
         </w:rPr>
-        <w:t>Senior revenue leader with 24+ years in IT services and consulting, building C-level relationships and scaling accounts across the US, Canada, UK, APAC, and India. Experienced in creating differentiated offerings and partner-led solutions across BFSI, Healthcare, Hi-Tech, Retail/CPG, Telecom, and Manufacturing, with strength in digital transformation, modern engineering, cloud, data/BI, and AI/ML. Track record includes moving firms from challenger to trusted partner status, improving win-rates through sharper value narratives and alliances, and shaping multi-year engagements exceeding $100M while leading and scaling global teams.</w:t>
+        <w:t>Senior revenue leader with 25+ years in IT services and consulting, building C-level relationships and scaling accounts across the US, Canada, UK, APAC, and India. Experienced in creating differentiated offerings and partner-led solutions across BFSI, Healthcare, Hi-Tech, Retail/CPG, Telecom, and Manufacturing, with strength in digital transformation, modern engineering, cloud, data/BI, and AI/ML. Track record includes moving firms from challenger to trusted partner status, improving win-rates through sharper value narratives and alliances, and shaping multi-year engagements exceeding $100M while leading and scaling global teams.</w:t>
       </w:r>
       <w:r>
         <w:t xml:space="preserve"> </w:t>
